--- a/research/17-teksty-ru-uz/для-носителя/Тексты под постами RU-UZ — для Силбека.docx
+++ b/research/17-teksty-ru-uz/для-носителя/Тексты под постами RU-UZ — для Силбека.docx
@@ -360,7 +360,7 @@
                 <w:b w:val="0"/>
                 <w:sz w:val="20"/>
               </w:rPr>
-              <w:t>Talaba bo‘lsangiz va internetda hali bir marta ham pul ishlamagan bo‘lsangiz, oyiga $1000 ga qanday chiqiladi?</w:t>
+              <w:t>Talaba bo‘lsangiz va internetda hali bir marta ham pul ishlamagan bo‘lsangiz, oyiga $1000 qanday topiladi?</w:t>
             </w:r>
           </w:p>
           <w:p>
@@ -571,7 +571,7 @@
                 <w:b w:val="0"/>
                 <w:sz w:val="20"/>
               </w:rPr>
-              <w:t>O‘qishni tashlamasdan masofadan ishlab, ota-onangizga o‘zingiz yordam bermoqchimisiz? Mana, noldan oyiga $1000 ga chiqish yo‘li.</w:t>
+              <w:t>O‘qishni tashlamasdan masofadan ishlab, ota-onangizga o‘zingiz yordam bermoqchimisiz? Mana, noldan oyiga $1000 topish yo‘li.</w:t>
             </w:r>
           </w:p>
           <w:p>
@@ -607,7 +607,7 @@
                 <w:b w:val="0"/>
                 <w:sz w:val="20"/>
               </w:rPr>
-              <w:t>✅ Nechta buyurtma kerakligini bilasiz: $1000 ga chiqish rejasi — nechta buyurtma, qanchadan, haftasiga necha kechqurun</w:t>
+              <w:t>✅ Nechta buyurtma kerakligini bilasiz: oyiga $1000 topish rejasi — nechta buyurtma, qanchadan, haftasiga necha kechqurun</w:t>
             </w:r>
           </w:p>
           <w:p>
@@ -1265,7 +1265,7 @@
                 <w:b w:val="0"/>
                 <w:sz w:val="20"/>
               </w:rPr>
-              <w:t>✅ Nechta buyurtma kerakligini bilasiz: $1000 ga chiqish rejasi — nechta buyurtma, qanchadan, haftasiga necha kechqurun</w:t>
+              <w:t>✅ Nechta buyurtma kerakligini bilasiz: oyiga $1000 topish rejasi — nechta buyurtma, qanchadan, haftasiga necha kechqurun</w:t>
             </w:r>
           </w:p>
           <w:p>
@@ -1501,7 +1501,7 @@
                 <w:b w:val="0"/>
                 <w:sz w:val="20"/>
               </w:rPr>
-              <w:t>AI bilan ilk $1000 ga qanday chiqishni mini-kursda ko‘rsatamiz — kurs kun oxirigacha bepul. 100 ta joydan 26 tasi qoldi. «Batafsil» tugmasini bosib, ro‘yxatdan o‘ting 👆</w:t>
+              <w:t>AI bilan ilk $1000 ni qanday topishni mini-kursda ko‘rsatamiz — kurs kun oxirigacha bepul. 100 ta joydan 26 tasi qoldi. «Batafsil» tugmasini bosib, ro‘yxatdan o‘ting 👆</w:t>
             </w:r>
           </w:p>
         </w:tc>
@@ -1652,7 +1652,7 @@
                 <w:b w:val="0"/>
                 <w:sz w:val="20"/>
               </w:rPr>
-              <w:t>Telegramdagi bepul mini-kursda — darslar va amaliyot: AI bilan ilk $1000 ga qanday chiqish, hatto hozir bularning hech birini qilishni bilmasangiz ham.</w:t>
+              <w:t>Telegramdagi bepul mini-kursda — darslar va amaliyot: AI bilan ilk $1000 ni qanday topish, hatto hozir bularning hech birini qilishni bilmasangiz ham.</w:t>
             </w:r>
           </w:p>
           <w:p>
@@ -1911,7 +1911,7 @@
                 <w:b w:val="0"/>
                 <w:sz w:val="20"/>
               </w:rPr>
-              <w:t>✅ Nechta buyurtma kerakligini bilasiz: $1000 ga chiqish rejasi — nechta buyurtma, qanchadan, haftasiga necha kechqurun</w:t>
+              <w:t>✅ Nechta buyurtma kerakligini bilasiz: oyiga $1000 topish rejasi — nechta buyurtma, qanchadan, haftasiga necha kechqurun</w:t>
             </w:r>
           </w:p>
           <w:p>
@@ -2298,7 +2298,7 @@
                 <w:b w:val="0"/>
                 <w:sz w:val="20"/>
               </w:rPr>
-              <w:t>Telegramdagi bepul mini-kursda — darslar va amaliyot: AI bilan ilk $1000 ga qanday chiqish.</w:t>
+              <w:t>Telegramdagi bepul mini-kursda — darslar va amaliyot: AI bilan ilk $1000 ni qanday topish.</w:t>
             </w:r>
           </w:p>
           <w:p>
@@ -2545,7 +2545,7 @@
                 <w:b w:val="0"/>
                 <w:sz w:val="20"/>
               </w:rPr>
-              <w:t>✅ Nechta buyurtma kerakligini bilasiz: $1000 ga chiqish rejasi — nechta buyurtma, qanchadan, haftasiga necha kechqurun</w:t>
+              <w:t>✅ Nechta buyurtma kerakligini bilasiz: oyiga $1000 topish rejasi — nechta buyurtma, qanchadan, haftasiga necha kechqurun</w:t>
             </w:r>
           </w:p>
           <w:p>
@@ -3710,7 +3710,7 @@
                 <w:b w:val="0"/>
                 <w:sz w:val="20"/>
               </w:rPr>
-              <w:t>Telegramdagi bepul mini-kursda — noldan darslar va amaliyot: AI bilan ilk $1000 ga qanday chiqish.</w:t>
+              <w:t>Telegramdagi bepul mini-kursda — noldan darslar va amaliyot: AI bilan ilk $1000 ni qanday topish.</w:t>
             </w:r>
           </w:p>
           <w:p>
@@ -4356,7 +4356,7 @@
                 <w:b w:val="0"/>
                 <w:sz w:val="20"/>
               </w:rPr>
-              <w:t>Telegramdagi bepul mini-kursda — ilk $1000 ga chiqish rejasi: nechta buyurtma, qanchadan, mijozni qayerdan izlash. Birinchi dars bilan birga — bonus: bizneslar mutaxassis qidiradigan top-10 kanal.</w:t>
+              <w:t>Telegramdagi bepul mini-kursda — ilk $1000 ni topish rejasi: nechta buyurtma, qanchadan, mijozni qayerdan izlash. Birinchi dars bilan birga — bonus: bizneslar mutaxassis qidiradigan top-10 kanal.</w:t>
             </w:r>
           </w:p>
           <w:p>
@@ -4603,7 +4603,7 @@
                 <w:b w:val="0"/>
                 <w:sz w:val="20"/>
               </w:rPr>
-              <w:t>✅ Qanday narx so‘rashni bilasiz: $1000 ga chiqish rejasi — nechta buyurtma, qanchadan, haftasiga necha kechqurun</w:t>
+              <w:t>✅ Qanday narx so‘rashni bilasiz: oyiga $1000 topish rejasi — nechta buyurtma, qanchadan, haftasiga necha kechqurun</w:t>
             </w:r>
           </w:p>
           <w:p>
@@ -5435,7 +5435,7 @@
                 <w:color w:val="6B6B6B"/>
                 <w:sz w:val="18"/>
               </w:rPr>
-              <w:t>Короткий · 253 знаков</w:t>
+              <w:t>Короткий · 250 знаков</w:t>
             </w:r>
           </w:p>
         </w:tc>
@@ -5455,7 +5455,7 @@
                 <w:b w:val="0"/>
                 <w:sz w:val="20"/>
               </w:rPr>
-              <w:t>Опять «$1000 на ИИ»? Не верь на слово: вот сайт, который я сделал за 2 вечера с ИИ и продал. ⏳</w:t>
+              <w:t>Опять «$1000 на ИИ»? Не верь на слово: вот сайт, который я сделал за 2 дня с ИИ и продал. ⏳</w:t>
             </w:r>
           </w:p>
           <w:p>
@@ -5485,7 +5485,7 @@
                 <w:b w:val="0"/>
                 <w:sz w:val="20"/>
               </w:rPr>
-              <w:t>Yana «AI orqali $1000» va’dasimi? Quruq gapga ishonmang: mana bu saytni AI bilan 2 kechqurunda yasadim va sotdim. ⏳</w:t>
+              <w:t>Yana «AI orqali $1000» va’dasimi? Quruq gapga ishonmang: mana bu saytni AI bilan 2 kunda yasadim va sotdim. ⏳</w:t>
             </w:r>
           </w:p>
           <w:p>
@@ -5538,7 +5538,7 @@
                 <w:color w:val="6B6B6B"/>
                 <w:sz w:val="18"/>
               </w:rPr>
-              <w:t>Средний · 470 знаков</w:t>
+              <w:t>Средний · 467 знаков</w:t>
             </w:r>
           </w:p>
         </w:tc>
@@ -5570,7 +5570,7 @@
                 <w:b w:val="0"/>
                 <w:sz w:val="20"/>
               </w:rPr>
-              <w:t>Этот сайт я сделал за 2 вечера с нейросетью и продал. Без программирования: я ставил задачу, нейросеть делала, я проверял. Студии Ташкента просят за простой сайт 2,5–5 млн сум.</w:t>
+              <w:t>Этот сайт я сделал за 2 дня с нейросетью и продал. Без программирования: я ставил задачу, нейросеть делала, я проверял. Студии Ташкента просят за простой сайт 2,5–5 млн сум.</w:t>
             </w:r>
           </w:p>
           <w:p>
@@ -5636,7 +5636,7 @@
                 <w:b w:val="0"/>
                 <w:sz w:val="20"/>
               </w:rPr>
-              <w:t>Bu saytni AI bilan 2 kechqurunda yasadim va sotdim. Kod yozmadim: men topshiriq berdim, AI bajardi, men tekshirdim. Toshkentdagi studiyalar oddiy sayt uchun 2,5–5 mln so‘m so‘raydi.</w:t>
+              <w:t>Bu saytni AI bilan 2 kunda yasadim va sotdim. Kod yozmadim: men topshiriq berdim, AI bajardi, men tekshirdim. Toshkentdagi studiyalar oddiy sayt uchun 2,5–5 mln so‘m so‘raydi.</w:t>
             </w:r>
           </w:p>
           <w:p>
@@ -5713,7 +5713,7 @@
                 <w:color w:val="6B6B6B"/>
                 <w:sz w:val="18"/>
               </w:rPr>
-              <w:t>Лонгрид · 736 знаков</w:t>
+              <w:t>Лонгрид · 733 знаков</w:t>
             </w:r>
           </w:p>
         </w:tc>
@@ -5745,7 +5745,7 @@
                 <w:b w:val="0"/>
                 <w:sz w:val="20"/>
               </w:rPr>
-              <w:t>Этот сайт я сделал за 2 вечера с помощью нейросети и продал. Без программирования: я ставил задачу, нейросеть делала, я проверял. Студии Ташкента просят за простой сайт 2,5–5 млн сум.</w:t>
+              <w:t>Этот сайт я сделал за 2 дня с помощью нейросети и продал. Без программирования: я ставил задачу, нейросеть делала, я проверял. Студии Ташкента просят за простой сайт 2,5–5 млн сум.</w:t>
             </w:r>
           </w:p>
           <w:p>
@@ -5847,7 +5847,7 @@
                 <w:b w:val="0"/>
                 <w:sz w:val="20"/>
               </w:rPr>
-              <w:t>Bu saytni AI yordamida 2 kechqurunda yasadim va sotdim. Kod yozmadim: men topshiriq berdim, AI bajardi, men tekshirdim. Toshkentdagi studiyalar oddiy sayt uchun 2,5–5 mln so‘m so‘raydi.</w:t>
+              <w:t>Bu saytni AI yordamida 2 kunda yasadim va sotdim. Kod yozmadim: men topshiriq berdim, AI bajardi, men tekshirdim. Toshkentdagi studiyalar oddiy sayt uchun 2,5–5 mln so‘m so‘raydi.</w:t>
             </w:r>
           </w:p>
           <w:p>
@@ -5883,7 +5883,7 @@
                 <w:b w:val="0"/>
                 <w:sz w:val="20"/>
               </w:rPr>
-              <w:t>✅ Nechta buyurtma kerakligini bilasiz: $1000 ga chiqish rejasi — nechta buyurtma, qanchadan, haftasiga necha kechqurun</w:t>
+              <w:t>✅ Nechta buyurtma kerakligini bilasiz: oyiga $1000 topish rejasi — nechta buyurtma, qanchadan, haftasiga necha kechqurun</w:t>
             </w:r>
           </w:p>
           <w:p>
